--- a/MIA_SEMANA_3_LAB/semana-3.docx
+++ b/MIA_SEMANA_3_LAB/semana-3.docx
@@ -29,6 +29,9 @@
         <w:br/>
       </w:r>
       <w:r>
+        <w:rPr>
+          <w:noProof/>
+        </w:rPr>
         <w:drawing>
           <wp:inline distT="0" distB="0" distL="0" distR="0" wp14:anchorId="6521AE97" wp14:editId="77ECA3EB">
             <wp:extent cx="5943600" cy="2032000"/>
@@ -84,6 +87,9 @@
         <w:br/>
       </w:r>
       <w:r>
+        <w:rPr>
+          <w:noProof/>
+        </w:rPr>
         <w:drawing>
           <wp:inline distT="0" distB="0" distL="0" distR="0" wp14:anchorId="5FB3D415" wp14:editId="731FC623">
             <wp:extent cx="5943600" cy="156210"/>
@@ -140,6 +146,7 @@
       </w:r>
       <w:r>
         <w:rPr>
+          <w:noProof/>
           <w:lang w:val="es-GT"/>
         </w:rPr>
         <w:drawing>
@@ -199,6 +206,7 @@
       </w:r>
       <w:r>
         <w:rPr>
+          <w:noProof/>
           <w:lang w:val="es-GT"/>
         </w:rPr>
         <w:drawing>
@@ -354,6 +362,7 @@
       </w:r>
       <w:r>
         <w:rPr>
+          <w:noProof/>
           <w:lang w:val="es-GT"/>
         </w:rPr>
         <w:drawing>
@@ -412,6 +421,7 @@
       </w:r>
       <w:r>
         <w:rPr>
+          <w:noProof/>
           <w:lang w:val="es-GT"/>
         </w:rPr>
         <w:drawing>
@@ -492,6 +502,7 @@
       </w:r>
       <w:r>
         <w:rPr>
+          <w:noProof/>
           <w:lang w:val="es-GT"/>
         </w:rPr>
         <w:drawing>
@@ -542,6 +553,496 @@
           <w:lang w:val="es-GT"/>
         </w:rPr>
       </w:pPr>
+      <w:r>
+        <w:rPr>
+          <w:lang w:val="es-GT"/>
+        </w:rPr>
+        <w:br/>
+      </w:r>
+      <w:r>
+        <w:rPr>
+          <w:lang w:val="es-GT"/>
+        </w:rPr>
+        <w:br/>
+        <w:t xml:space="preserve">a. </w:t>
+      </w:r>
+      <w:r>
+        <w:rPr>
+          <w:lang w:val="es-GT"/>
+        </w:rPr>
+        <w:drawing>
+          <wp:inline distT="0" distB="0" distL="0" distR="0" wp14:anchorId="51F4E490" wp14:editId="4B89C0F9">
+            <wp:extent cx="5943600" cy="2842260"/>
+            <wp:effectExtent l="0" t="0" r="0" b="0"/>
+            <wp:docPr id="240909266" name="Picture 1"/>
+            <wp:cNvGraphicFramePr>
+              <a:graphicFrameLocks xmlns:a="http://schemas.openxmlformats.org/drawingml/2006/main" noChangeAspect="1"/>
+            </wp:cNvGraphicFramePr>
+            <a:graphic xmlns:a="http://schemas.openxmlformats.org/drawingml/2006/main">
+              <a:graphicData uri="http://schemas.openxmlformats.org/drawingml/2006/picture">
+                <pic:pic xmlns:pic="http://schemas.openxmlformats.org/drawingml/2006/picture">
+                  <pic:nvPicPr>
+                    <pic:cNvPr id="240909266" name=""/>
+                    <pic:cNvPicPr/>
+                  </pic:nvPicPr>
+                  <pic:blipFill>
+                    <a:blip r:embed="rId12"/>
+                    <a:stretch>
+                      <a:fillRect/>
+                    </a:stretch>
+                  </pic:blipFill>
+                  <pic:spPr>
+                    <a:xfrm>
+                      <a:off x="0" y="0"/>
+                      <a:ext cx="5943600" cy="2842260"/>
+                    </a:xfrm>
+                    <a:prstGeom prst="rect">
+                      <a:avLst/>
+                    </a:prstGeom>
+                  </pic:spPr>
+                </pic:pic>
+              </a:graphicData>
+            </a:graphic>
+          </wp:inline>
+        </w:drawing>
+      </w:r>
+      <w:r>
+        <w:rPr>
+          <w:lang w:val="es-GT"/>
+        </w:rPr>
+        <w:br/>
+        <w:t xml:space="preserve">Este comando es para listar los archivos de la dirección seleccionada. </w:t>
+      </w:r>
+    </w:p>
+    <w:p>
+      <w:pPr>
+        <w:pStyle w:val="ListParagraph"/>
+        <w:rPr>
+          <w:lang w:val="es-GT"/>
+        </w:rPr>
+      </w:pPr>
+      <w:r>
+        <w:rPr>
+          <w:lang w:val="es-GT"/>
+        </w:rPr>
+        <w:t xml:space="preserve">Bash: </w:t>
+      </w:r>
+      <w:r>
+        <w:t>Is</w:t>
+      </w:r>
+    </w:p>
+    <w:p>
+      <w:pPr>
+        <w:pStyle w:val="ListParagraph"/>
+        <w:rPr>
+          <w:lang w:val="es-GT"/>
+        </w:rPr>
+      </w:pPr>
+      <w:r>
+        <w:rPr>
+          <w:lang w:val="es-GT"/>
+        </w:rPr>
+        <w:lastRenderedPageBreak/>
+        <w:t xml:space="preserve">b. </w:t>
+      </w:r>
+      <w:r>
+        <w:rPr>
+          <w:lang w:val="es-GT"/>
+        </w:rPr>
+        <w:drawing>
+          <wp:inline distT="0" distB="0" distL="0" distR="0" wp14:anchorId="21A82182" wp14:editId="4A1A46D3">
+            <wp:extent cx="5835950" cy="1530429"/>
+            <wp:effectExtent l="0" t="0" r="0" b="0"/>
+            <wp:docPr id="584230249" name="Picture 1"/>
+            <wp:cNvGraphicFramePr>
+              <a:graphicFrameLocks xmlns:a="http://schemas.openxmlformats.org/drawingml/2006/main" noChangeAspect="1"/>
+            </wp:cNvGraphicFramePr>
+            <a:graphic xmlns:a="http://schemas.openxmlformats.org/drawingml/2006/main">
+              <a:graphicData uri="http://schemas.openxmlformats.org/drawingml/2006/picture">
+                <pic:pic xmlns:pic="http://schemas.openxmlformats.org/drawingml/2006/picture">
+                  <pic:nvPicPr>
+                    <pic:cNvPr id="584230249" name=""/>
+                    <pic:cNvPicPr/>
+                  </pic:nvPicPr>
+                  <pic:blipFill>
+                    <a:blip r:embed="rId13"/>
+                    <a:stretch>
+                      <a:fillRect/>
+                    </a:stretch>
+                  </pic:blipFill>
+                  <pic:spPr>
+                    <a:xfrm>
+                      <a:off x="0" y="0"/>
+                      <a:ext cx="5835950" cy="1530429"/>
+                    </a:xfrm>
+                    <a:prstGeom prst="rect">
+                      <a:avLst/>
+                    </a:prstGeom>
+                  </pic:spPr>
+                </pic:pic>
+              </a:graphicData>
+            </a:graphic>
+          </wp:inline>
+        </w:drawing>
+      </w:r>
+    </w:p>
+    <w:p>
+      <w:pPr>
+        <w:pStyle w:val="ListParagraph"/>
+        <w:rPr>
+          <w:lang w:val="es-GT"/>
+        </w:rPr>
+      </w:pPr>
+      <w:r>
+        <w:rPr>
+          <w:lang w:val="es-GT"/>
+        </w:rPr>
+        <w:t>Da la ubicación de la carpeta en la que te encuentras actualmente</w:t>
+      </w:r>
+      <w:r>
+        <w:rPr>
+          <w:lang w:val="es-GT"/>
+        </w:rPr>
+        <w:t xml:space="preserve">. </w:t>
+      </w:r>
+    </w:p>
+    <w:p>
+      <w:pPr>
+        <w:pStyle w:val="ListParagraph"/>
+        <w:rPr>
+          <w:lang w:val="es-GT"/>
+        </w:rPr>
+      </w:pPr>
+      <w:r>
+        <w:rPr>
+          <w:lang w:val="es-GT"/>
+        </w:rPr>
+        <w:t xml:space="preserve">Bash: </w:t>
+      </w:r>
+      <w:r>
+        <w:t>pwd</w:t>
+      </w:r>
+    </w:p>
+    <w:p>
+      <w:pPr>
+        <w:pStyle w:val="ListParagraph"/>
+        <w:rPr>
+          <w:lang w:val="es-GT"/>
+        </w:rPr>
+      </w:pPr>
+    </w:p>
+    <w:p>
+      <w:pPr>
+        <w:pStyle w:val="ListParagraph"/>
+        <w:rPr>
+          <w:lang w:val="es-GT"/>
+        </w:rPr>
+      </w:pPr>
+      <w:r>
+        <w:rPr>
+          <w:lang w:val="es-GT"/>
+        </w:rPr>
+        <w:t xml:space="preserve">c. </w:t>
+      </w:r>
+      <w:r>
+        <w:rPr>
+          <w:lang w:val="es-GT"/>
+        </w:rPr>
+        <w:br/>
+      </w:r>
+      <w:r>
+        <w:rPr>
+          <w:lang w:val="es-GT"/>
+        </w:rPr>
+        <w:drawing>
+          <wp:inline distT="0" distB="0" distL="0" distR="0" wp14:anchorId="7A1A2973" wp14:editId="74AFC128">
+            <wp:extent cx="5943600" cy="1323975"/>
+            <wp:effectExtent l="0" t="0" r="0" b="9525"/>
+            <wp:docPr id="484440911" name="Picture 1"/>
+            <wp:cNvGraphicFramePr>
+              <a:graphicFrameLocks xmlns:a="http://schemas.openxmlformats.org/drawingml/2006/main" noChangeAspect="1"/>
+            </wp:cNvGraphicFramePr>
+            <a:graphic xmlns:a="http://schemas.openxmlformats.org/drawingml/2006/main">
+              <a:graphicData uri="http://schemas.openxmlformats.org/drawingml/2006/picture">
+                <pic:pic xmlns:pic="http://schemas.openxmlformats.org/drawingml/2006/picture">
+                  <pic:nvPicPr>
+                    <pic:cNvPr id="484440911" name=""/>
+                    <pic:cNvPicPr/>
+                  </pic:nvPicPr>
+                  <pic:blipFill>
+                    <a:blip r:embed="rId14"/>
+                    <a:stretch>
+                      <a:fillRect/>
+                    </a:stretch>
+                  </pic:blipFill>
+                  <pic:spPr>
+                    <a:xfrm>
+                      <a:off x="0" y="0"/>
+                      <a:ext cx="5943600" cy="1323975"/>
+                    </a:xfrm>
+                    <a:prstGeom prst="rect">
+                      <a:avLst/>
+                    </a:prstGeom>
+                  </pic:spPr>
+                </pic:pic>
+              </a:graphicData>
+            </a:graphic>
+          </wp:inline>
+        </w:drawing>
+      </w:r>
+    </w:p>
+    <w:p>
+      <w:pPr>
+        <w:rPr>
+          <w:lang w:val="es-GT"/>
+        </w:rPr>
+      </w:pPr>
+      <w:r>
+        <w:rPr>
+          <w:lang w:val="es-GT"/>
+        </w:rPr>
+        <w:tab/>
+        <w:t>Este comando sirve para crear una nueva carpeta.</w:t>
+      </w:r>
+    </w:p>
+    <w:p>
+      <w:r>
+        <w:rPr>
+          <w:lang w:val="es-GT"/>
+        </w:rPr>
+        <w:tab/>
+        <w:t xml:space="preserve">Bash: </w:t>
+      </w:r>
+      <w:r>
+        <w:t>mkdir carpeta</w:t>
+      </w:r>
+    </w:p>
+    <w:p/>
+    <w:p/>
+    <w:p/>
+    <w:p/>
+    <w:p/>
+    <w:p/>
+    <w:p/>
+    <w:p/>
+    <w:p/>
+    <w:p/>
+    <w:p>
+      <w:pPr>
+        <w:rPr>
+          <w:lang w:val="es-GT"/>
+        </w:rPr>
+      </w:pPr>
+    </w:p>
+    <w:p>
+      <w:pPr>
+        <w:rPr>
+          <w:lang w:val="es-GT"/>
+        </w:rPr>
+      </w:pPr>
+      <w:r>
+        <w:rPr>
+          <w:lang w:val="es-GT"/>
+        </w:rPr>
+        <w:lastRenderedPageBreak/>
+        <w:tab/>
+        <w:t xml:space="preserve">d. </w:t>
+      </w:r>
+      <w:r>
+        <w:rPr>
+          <w:lang w:val="es-GT"/>
+        </w:rPr>
+        <w:t xml:space="preserve">  </w:t>
+      </w:r>
+    </w:p>
+    <w:p>
+      <w:pPr>
+        <w:jc w:val="right"/>
+        <w:rPr>
+          <w:lang w:val="es-GT"/>
+        </w:rPr>
+      </w:pPr>
+      <w:r>
+        <w:rPr>
+          <w:lang w:val="es-GT"/>
+        </w:rPr>
+        <w:drawing>
+          <wp:inline distT="0" distB="0" distL="0" distR="0" wp14:anchorId="2226A372" wp14:editId="511B885F">
+            <wp:extent cx="5184553" cy="2490358"/>
+            <wp:effectExtent l="0" t="0" r="0" b="5715"/>
+            <wp:docPr id="1318382759" name="Picture 1"/>
+            <wp:cNvGraphicFramePr>
+              <a:graphicFrameLocks xmlns:a="http://schemas.openxmlformats.org/drawingml/2006/main" noChangeAspect="1"/>
+            </wp:cNvGraphicFramePr>
+            <a:graphic xmlns:a="http://schemas.openxmlformats.org/drawingml/2006/main">
+              <a:graphicData uri="http://schemas.openxmlformats.org/drawingml/2006/picture">
+                <pic:pic xmlns:pic="http://schemas.openxmlformats.org/drawingml/2006/picture">
+                  <pic:nvPicPr>
+                    <pic:cNvPr id="1318382759" name=""/>
+                    <pic:cNvPicPr/>
+                  </pic:nvPicPr>
+                  <pic:blipFill>
+                    <a:blip r:embed="rId15"/>
+                    <a:stretch>
+                      <a:fillRect/>
+                    </a:stretch>
+                  </pic:blipFill>
+                  <pic:spPr>
+                    <a:xfrm>
+                      <a:off x="0" y="0"/>
+                      <a:ext cx="5186875" cy="2491473"/>
+                    </a:xfrm>
+                    <a:prstGeom prst="rect">
+                      <a:avLst/>
+                    </a:prstGeom>
+                  </pic:spPr>
+                </pic:pic>
+              </a:graphicData>
+            </a:graphic>
+          </wp:inline>
+        </w:drawing>
+      </w:r>
+    </w:p>
+    <w:p>
+      <w:pPr>
+        <w:rPr>
+          <w:lang w:val="es-GT"/>
+        </w:rPr>
+      </w:pPr>
+      <w:r>
+        <w:rPr>
+          <w:lang w:val="es-GT"/>
+        </w:rPr>
+        <w:t xml:space="preserve">Este comando el </w:t>
+      </w:r>
+      <w:r>
+        <w:rPr>
+          <w:lang w:val="es-GT"/>
+        </w:rPr>
+        <w:t>Remove-Item archivo.txt</w:t>
+      </w:r>
+      <w:r>
+        <w:rPr>
+          <w:lang w:val="es-GT"/>
+        </w:rPr>
+        <w:t xml:space="preserve"> es para eliminar ya sea archivos o carpetas, solo que como se puede ver tuve algunas </w:t>
+      </w:r>
+      <w:r>
+        <w:rPr>
+          <w:lang w:val="es-GT"/>
+        </w:rPr>
+        <w:t>complicaciones,</w:t>
+      </w:r>
+      <w:r>
+        <w:rPr>
+          <w:lang w:val="es-GT"/>
+        </w:rPr>
+        <w:t xml:space="preserve"> pero si funciono al final </w:t>
+      </w:r>
+    </w:p>
+    <w:p>
+      <w:r>
+        <w:t xml:space="preserve">Bash: </w:t>
+      </w:r>
+      <w:r>
+        <w:t>rm archivo.txt</w:t>
+      </w:r>
+    </w:p>
+    <w:p/>
+    <w:p>
+      <w:pPr>
+        <w:rPr>
+          <w:lang w:val="es-GT"/>
+        </w:rPr>
+      </w:pPr>
+      <w:r>
+        <w:t xml:space="preserve">e. </w:t>
+      </w:r>
+      <w:r>
+        <w:br/>
+      </w:r>
+      <w:r>
+        <w:rPr>
+          <w:lang w:val="es-GT"/>
+        </w:rPr>
+        <w:drawing>
+          <wp:inline distT="0" distB="0" distL="0" distR="0" wp14:anchorId="1CAEA376" wp14:editId="5F6BA3E1">
+            <wp:extent cx="5943600" cy="3206750"/>
+            <wp:effectExtent l="0" t="0" r="0" b="0"/>
+            <wp:docPr id="238372333" name="Picture 1"/>
+            <wp:cNvGraphicFramePr>
+              <a:graphicFrameLocks xmlns:a="http://schemas.openxmlformats.org/drawingml/2006/main" noChangeAspect="1"/>
+            </wp:cNvGraphicFramePr>
+            <a:graphic xmlns:a="http://schemas.openxmlformats.org/drawingml/2006/main">
+              <a:graphicData uri="http://schemas.openxmlformats.org/drawingml/2006/picture">
+                <pic:pic xmlns:pic="http://schemas.openxmlformats.org/drawingml/2006/picture">
+                  <pic:nvPicPr>
+                    <pic:cNvPr id="238372333" name=""/>
+                    <pic:cNvPicPr/>
+                  </pic:nvPicPr>
+                  <pic:blipFill>
+                    <a:blip r:embed="rId16"/>
+                    <a:stretch>
+                      <a:fillRect/>
+                    </a:stretch>
+                  </pic:blipFill>
+                  <pic:spPr>
+                    <a:xfrm>
+                      <a:off x="0" y="0"/>
+                      <a:ext cx="5943600" cy="3206750"/>
+                    </a:xfrm>
+                    <a:prstGeom prst="rect">
+                      <a:avLst/>
+                    </a:prstGeom>
+                  </pic:spPr>
+                </pic:pic>
+              </a:graphicData>
+            </a:graphic>
+          </wp:inline>
+        </w:drawing>
+      </w:r>
+      <w:r>
+        <w:rPr>
+          <w:lang w:val="es-GT"/>
+        </w:rPr>
+        <w:br/>
+      </w:r>
+      <w:r>
+        <w:rPr>
+          <w:lang w:val="es-GT"/>
+        </w:rPr>
+        <w:t xml:space="preserve">Este comando sirve para ver el contenido de un archivo. </w:t>
+      </w:r>
+    </w:p>
+    <w:p>
+      <w:pPr>
+        <w:rPr>
+          <w:lang w:val="es-GT"/>
+        </w:rPr>
+      </w:pPr>
+      <w:r>
+        <w:rPr>
+          <w:lang w:val="es-GT"/>
+        </w:rPr>
+        <w:t xml:space="preserve">Bash: </w:t>
+      </w:r>
+      <w:r>
+        <w:t>cat archivo.txt</w:t>
+      </w:r>
+    </w:p>
+    <w:p>
+      <w:pPr>
+        <w:rPr>
+          <w:lang w:val="es-GT"/>
+        </w:rPr>
+      </w:pPr>
+      <w:r>
+        <w:rPr>
+          <w:lang w:val="es-GT"/>
+        </w:rPr>
+        <w:lastRenderedPageBreak/>
+        <w:br/>
+      </w:r>
       <w:r>
         <w:rPr>
           <w:lang w:val="es-GT"/>
